--- a/academic/asu/CV_DEng_ASU_v5.docx
+++ b/academic/asu/CV_DEng_ASU_v5.docx
@@ -115,7 +115,7 @@
           <w:sz w:val="20"/>
           <w:szCs w:val="20"/>
         </w:rPr>
-        <w:t xml:space="preserve">Founder and systems architect of Future Systems Lab (FSL), a decentralized Web3 sovereign wellness ecosystem addressing systemic failures in behavioral health delivery. Thirty-year clinical background spanning dental practice, naturopathic psychology, and orthomolecular medicine, combined with self-taught applied engineering in blockchain systems, decentralized infrastructure, and AI-driven architectures. Active author on healthcare sovereignty and consent-based data systems at America Out Loud. Applicant to Arizona State University Doctor of Engineering (DEng), Spring 2027.</w:t>
+        <w:t>Founder and systems architect of Future Systems Lab (FSL), a decentralized Web3 infrastructure for sovereign data governance addressing systemic failures in behavioral health delivery. Thirty-year clinical background spanning dental practice, naturopathic psychology, and orthomolecular medicine, combined with self-taught applied engineering in blockchain systems, decentralized infrastructure, and AI-driven architectures. Active author on healthcare sovereignty and consent-based data systems at America Out Loud. Applicant to Arizona State University Doctor of Engineering (DEng), Spring 2027.</w:t>
       </w:r>
     </w:p>
     <w:p>
@@ -278,7 +278,7 @@
           <w:sz w:val="20"/>
           <w:szCs w:val="20"/>
         </w:rPr>
-        <w:t xml:space="preserve">IPFS/Filecoin for secure, patient-controlled health records</w:t>
+        <w:t>IPFS/Filecoin for secure, participant-controlled health records</w:t>
       </w:r>
     </w:p>
     <w:p>
@@ -620,7 +620,7 @@
           <w:sz w:val="20"/>
           <w:szCs w:val="20"/>
         </w:rPr>
-        <w:t xml:space="preserve">Published ongoing work on blockchain healthcare systems, decentralized identity, and patient data sovereignty.</w:t>
+        <w:t>Published ongoing work on blockchain healthcare systems, decentralized identity, and participant data sovereignty.</w:t>
       </w:r>
     </w:p>
     <w:p>
@@ -2778,7 +2778,7 @@
           <w:sz w:val="20"/>
           <w:szCs w:val="20"/>
         </w:rPr>
-        <w:t xml:space="preserve">SovereignLedger (ClaimChain)  |  0xf32979200768e8726d5EC5E5AB0CA7407d64A94e</w:t>
+        <w:t>SovereignLedger (formerly ClaimChain)  |  0xf32979200768e8726d5EC5E5AB0CA7407d64A94e</w:t>
       </w:r>
     </w:p>
     <w:p>
@@ -2855,7 +2855,7 @@
           <w:sz w:val="20"/>
           <w:szCs w:val="20"/>
         </w:rPr>
-        <w:t xml:space="preserve">Design and implementation of a decentralized, consent-first behavioral health infrastructure integrating blockchain-based claims verification and payment systems, self-sovereign identity for patient and provider authentication, IPFS-based health record storage with user-controlled access, and smart contract-based governance and auditability. The project will produce a scalable, reproducible framework for decentralized health systems, supporting future NIH grant applications and institutional partnerships.</w:t>
+        <w:t>Design and implementation of a decentralized, consent-first behavioral health infrastructure integrating blockchain-based claims verification and payment systems, self-sovereign identity for participant and Sovereign Guide authentication, IPFS-based health record storage with user-controlled access, and smart contract-based governance and auditability. The project will produce a scalable, reproducible framework for decentralized health systems, supporting future NIH grant applications and institutional partnerships.</w:t>
       </w:r>
     </w:p>
     <w:p>

--- a/academic/asu/CV_DEng_ASU_v5.docx
+++ b/academic/asu/CV_DEng_ASU_v5.docx
@@ -2778,7 +2778,7 @@
           <w:sz w:val="20"/>
           <w:szCs w:val="20"/>
         </w:rPr>
-        <w:t>SovereignLedger (formerly ClaimChain)  |  0xf32979200768e8726d5EC5E5AB0CA7407d64A94e</w:t>
+        <w:t>SovereignLedger   |  0xf32979200768e8726d5EC5E5AB0CA7407d64A94e</w:t>
       </w:r>
     </w:p>
     <w:p>
